--- a/pr-preview/pr-383/chapters/word-choice-tracked-changes.docx
+++ b/pr-preview/pr-383/chapters/word-choice-tracked-changes.docx
@@ -26,7 +26,7 @@
       </w:pPr>
       <w:ins w:id="2" w:author="PR Preview" w:date="2026-01-01T00:00:00Z">
         <w:r>
-          <w:t xml:space="preserve">Last modified: 2026-10-27 01:56:31 (PDT)</w:t>
+          <w:t xml:space="preserve">Last modified: 2026-10-27 02:13:44 (PDT)</w:t>
         </w:r>
       </w:ins>
     </w:p>
@@ -1723,7 +1723,7 @@
       </w:r>
     </w:p>
     <w:bookmarkEnd w:id="25"/>
-    <w:bookmarkStart w:id="26" w:name="name-a-quantity-for-what-it-is"/>
+    <w:bookmarkStart w:id="27" w:name="name-a-quantity-for-what-it-is"/>
     <w:p>
       <w:pPr>
         <w:pStyle w:val="Heading2"/>
@@ -1774,10 +1774,24 @@
       </w:pPr>
       <w:ins w:id="8" w:author="PR Preview" w:date="2026-01-01T00:00:00Z">
         <w:r>
-          <w:t xml:space="preserve">A variance measures spread.</w:t>
+          <w:rPr>
+            <w:b/>
+            <w:bCs/>
+          </w:rPr>
+          <w:t xml:space="preserve">A variance</w:t>
         </w:r>
       </w:ins>
       <w:ins w:id="9" w:author="PR Preview" w:date="2026-01-01T00:00:00Z">
+        <w:r>
+          <w:t xml:space="preserve"> </w:t>
+        </w:r>
+      </w:ins>
+      <w:ins w:id="10" w:author="PR Preview" w:date="2026-01-01T00:00:00Z">
+        <w:r>
+          <w:t xml:space="preserve">measures spread.</w:t>
+        </w:r>
+      </w:ins>
+      <w:ins w:id="11" w:author="PR Preview" w:date="2026-01-01T00:00:00Z">
         <w:r>
           <w:t xml:space="preserve"> </w:t>
         </w:r>
@@ -1791,9 +1805,28 @@
           <w:numId w:val="1001"/>
         </w:numPr>
       </w:pPr>
-      <w:ins w:id="10" w:author="PR Preview" w:date="2026-01-01T00:00:00Z">
-        <w:r>
-          <w:t xml:space="preserve">A risk is an expected loss.</w:t>
+      <w:ins w:id="12" w:author="PR Preview" w:date="2026-01-01T00:00:00Z">
+        <w:r>
+          <w:rPr>
+            <w:b/>
+            <w:bCs/>
+          </w:rPr>
+          <w:t xml:space="preserve">A risk</w:t>
+        </w:r>
+      </w:ins>
+      <w:ins w:id="13" w:author="PR Preview" w:date="2026-01-01T00:00:00Z">
+        <w:r>
+          <w:t xml:space="preserve"> </w:t>
+        </w:r>
+      </w:ins>
+      <w:ins w:id="14" w:author="PR Preview" w:date="2026-01-01T00:00:00Z">
+        <w:r>
+          <w:t xml:space="preserve">is an expected loss.</w:t>
+        </w:r>
+      </w:ins>
+      <w:ins w:id="15" w:author="PR Preview" w:date="2026-01-01T00:00:00Z">
+        <w:r>
+          <w:t xml:space="preserve"> </w:t>
         </w:r>
       </w:ins>
     </w:p>
@@ -1805,9 +1838,28 @@
           <w:numId w:val="1001"/>
         </w:numPr>
       </w:pPr>
-      <w:ins w:id="11" w:author="PR Preview" w:date="2026-01-01T00:00:00Z">
-        <w:r>
-          <w:t xml:space="preserve">An error is a realized difference between a prediction and an outcome.</w:t>
+      <w:ins w:id="16" w:author="PR Preview" w:date="2026-01-01T00:00:00Z">
+        <w:r>
+          <w:rPr>
+            <w:b/>
+            <w:bCs/>
+          </w:rPr>
+          <w:t xml:space="preserve">An error</w:t>
+        </w:r>
+      </w:ins>
+      <w:ins w:id="17" w:author="PR Preview" w:date="2026-01-01T00:00:00Z">
+        <w:r>
+          <w:t xml:space="preserve"> </w:t>
+        </w:r>
+      </w:ins>
+      <w:ins w:id="18" w:author="PR Preview" w:date="2026-01-01T00:00:00Z">
+        <w:r>
+          <w:t xml:space="preserve">is a realized difference between a prediction and an outcome.</w:t>
+        </w:r>
+      </w:ins>
+      <w:ins w:id="19" w:author="PR Preview" w:date="2026-01-01T00:00:00Z">
+        <w:r>
+          <w:t xml:space="preserve"> </w:t>
         </w:r>
       </w:ins>
     </w:p>
@@ -1815,32 +1867,32 @@
       <w:pPr>
         <w:pStyle w:val="FirstParagraph"/>
       </w:pPr>
-      <w:ins w:id="12" w:author="PR Preview" w:date="2026-01-01T00:00:00Z">
+      <w:ins w:id="20" w:author="PR Preview" w:date="2026-01-01T00:00:00Z">
         <w:r>
           <w:t xml:space="preserve">Calling a variance an error, or calling a quantity</w:t>
         </w:r>
       </w:ins>
-      <w:ins w:id="13" w:author="PR Preview" w:date="2026-01-01T00:00:00Z">
+      <w:ins w:id="21" w:author="PR Preview" w:date="2026-01-01T00:00:00Z">
         <w:r>
           <w:t xml:space="preserve"> </w:t>
         </w:r>
       </w:ins>
-      <w:ins w:id="14" w:author="PR Preview" w:date="2026-01-01T00:00:00Z">
+      <w:ins w:id="22" w:author="PR Preview" w:date="2026-01-01T00:00:00Z">
         <w:r>
           <w:t xml:space="preserve">“irreducible”</w:t>
         </w:r>
       </w:ins>
-      <w:ins w:id="15" w:author="PR Preview" w:date="2026-01-01T00:00:00Z">
+      <w:ins w:id="23" w:author="PR Preview" w:date="2026-01-01T00:00:00Z">
         <w:r>
           <w:t xml:space="preserve"> </w:t>
         </w:r>
       </w:ins>
-      <w:ins w:id="16" w:author="PR Preview" w:date="2026-01-01T00:00:00Z">
+      <w:ins w:id="24" w:author="PR Preview" w:date="2026-01-01T00:00:00Z">
         <w:r>
           <w:t xml:space="preserve">without saying given what, misleads the reader.</w:t>
         </w:r>
       </w:ins>
-      <w:ins w:id="17" w:author="PR Preview" w:date="2026-01-01T00:00:00Z">
+      <w:ins w:id="25" w:author="PR Preview" w:date="2026-01-01T00:00:00Z">
         <w:r>
           <w:t xml:space="preserve"> </w:t>
         </w:r>
@@ -1850,17 +1902,17 @@
       <w:pPr>
         <w:pStyle w:val="BodyText"/>
       </w:pPr>
-      <w:ins w:id="18" w:author="PR Preview" w:date="2026-01-01T00:00:00Z">
+      <w:ins w:id="26" w:author="PR Preview" w:date="2026-01-01T00:00:00Z">
         <w:r>
           <w:t xml:space="preserve">For example, the variance of the outcome given the inputs is the</w:t>
         </w:r>
       </w:ins>
-      <w:ins w:id="19" w:author="PR Preview" w:date="2026-01-01T00:00:00Z">
+      <w:ins w:id="27" w:author="PR Preview" w:date="2026-01-01T00:00:00Z">
         <w:r>
           <w:t xml:space="preserve"> </w:t>
         </w:r>
       </w:ins>
-      <w:ins w:id="20" w:author="PR Preview" w:date="2026-01-01T00:00:00Z">
+      <w:ins w:id="28" w:author="PR Preview" w:date="2026-01-01T00:00:00Z">
         <w:r>
           <w:rPr>
             <w:i/>
@@ -1869,42 +1921,42 @@
           <w:t xml:space="preserve">residual variance</w:t>
         </w:r>
       </w:ins>
-      <w:ins w:id="21" w:author="PR Preview" w:date="2026-01-01T00:00:00Z">
+      <w:ins w:id="29" w:author="PR Preview" w:date="2026-01-01T00:00:00Z">
         <w:r>
           <w:t xml:space="preserve">.</w:t>
         </w:r>
       </w:ins>
-      <w:ins w:id="22" w:author="PR Preview" w:date="2026-01-01T00:00:00Z">
+      <w:ins w:id="30" w:author="PR Preview" w:date="2026-01-01T00:00:00Z">
         <w:r>
           <w:t xml:space="preserve"> </w:t>
         </w:r>
       </w:ins>
-      <w:ins w:id="23" w:author="PR Preview" w:date="2026-01-01T00:00:00Z">
+      <w:ins w:id="31" w:author="PR Preview" w:date="2026-01-01T00:00:00Z">
         <w:r>
           <w:t xml:space="preserve"> </w:t>
         </w:r>
       </w:ins>
-      <w:ins w:id="24" w:author="PR Preview" w:date="2026-01-01T00:00:00Z">
+      <w:ins w:id="32" w:author="PR Preview" w:date="2026-01-01T00:00:00Z">
         <w:r>
           <w:t xml:space="preserve">It is a component of the expected squared prediction error, not an error,</w:t>
         </w:r>
       </w:ins>
-      <w:ins w:id="25" w:author="PR Preview" w:date="2026-01-01T00:00:00Z">
+      <w:ins w:id="33" w:author="PR Preview" w:date="2026-01-01T00:00:00Z">
         <w:r>
           <w:t xml:space="preserve"> </w:t>
         </w:r>
       </w:ins>
-      <w:ins w:id="26" w:author="PR Preview" w:date="2026-01-01T00:00:00Z">
+      <w:ins w:id="34" w:author="PR Preview" w:date="2026-01-01T00:00:00Z">
         <w:r>
           <w:t xml:space="preserve">and it is irreducible only given the inputs the model uses:</w:t>
         </w:r>
       </w:ins>
-      <w:ins w:id="27" w:author="PR Preview" w:date="2026-01-01T00:00:00Z">
+      <w:ins w:id="35" w:author="PR Preview" w:date="2026-01-01T00:00:00Z">
         <w:r>
           <w:t xml:space="preserve"> </w:t>
         </w:r>
       </w:ins>
-      <w:ins w:id="28" w:author="PR Preview" w:date="2026-01-01T00:00:00Z">
+      <w:ins w:id="36" w:author="PR Preview" w:date="2026-01-01T00:00:00Z">
         <w:r>
           <w:t xml:space="preserve">a further input that predicts the outcome reduces it.</w:t>
         </w:r>
@@ -1914,7 +1966,7 @@
       <w:pPr>
         <w:pStyle w:val="BlockText"/>
       </w:pPr>
-      <w:ins w:id="29" w:author="PR Preview" w:date="2026-01-01T00:00:00Z">
+      <w:ins w:id="37" w:author="PR Preview" w:date="2026-01-01T00:00:00Z">
         <w:r>
           <w:t xml:space="preserve">❌ The irreducible error is the part no model can remove.</w:t>
         </w:r>
@@ -1924,12 +1976,12 @@
       <w:pPr>
         <w:pStyle w:val="BlockText"/>
       </w:pPr>
-      <w:ins w:id="30" w:author="PR Preview" w:date="2026-01-01T00:00:00Z">
+      <w:ins w:id="38" w:author="PR Preview" w:date="2026-01-01T00:00:00Z">
         <w:r>
           <w:t xml:space="preserve">✅ The residual variance is the part no model using the same inputs can remove.</w:t>
         </w:r>
       </w:ins>
-      <w:ins w:id="31" w:author="PR Preview" w:date="2026-01-01T00:00:00Z">
+      <w:ins w:id="39" w:author="PR Preview" w:date="2026-01-01T00:00:00Z">
         <w:r>
           <w:t xml:space="preserve"> </w:t>
         </w:r>
@@ -1939,18 +1991,18 @@
       <w:pPr>
         <w:pStyle w:val="FirstParagraph"/>
       </w:pPr>
-      <w:ins w:id="32" w:author="PR Preview" w:date="2026-01-01T00:00:00Z">
+      <w:ins w:id="40" w:author="PR Preview" w:date="2026-01-01T00:00:00Z">
         <w:r>
           <w:t xml:space="preserve">Mention the common name once, as an alias in the definition, and use the accurate</w:t>
         </w:r>
       </w:ins>
-      <w:ins w:id="33" w:author="PR Preview" w:date="2026-01-01T00:00:00Z">
+      <w:ins w:id="41" w:author="PR Preview" w:date="2026-01-01T00:00:00Z">
         <w:r>
           <w:t xml:space="preserve"> </w:t>
         </w:r>
       </w:ins>
-      <w:hyperlink w:anchor="def-term">
-        <w:ins w:id="34" w:author="PR Preview" w:date="2026-01-01T00:00:00Z">
+      <w:hyperlink r:id="rId26">
+        <w:ins w:id="42" w:author="PR Preview" w:date="2026-01-01T00:00:00Z">
           <w:r>
             <w:rPr>
               <w:rStyle w:val="Hyperlink"/>
@@ -1959,44 +2011,44 @@
           </w:r>
         </w:ins>
       </w:hyperlink>
-      <w:ins w:id="35" w:author="PR Preview" w:date="2026-01-01T00:00:00Z">
+      <w:ins w:id="43" w:author="PR Preview" w:date="2026-01-01T00:00:00Z">
         <w:r>
           <w:t xml:space="preserve"> </w:t>
         </w:r>
       </w:ins>
-      <w:ins w:id="36" w:author="PR Preview" w:date="2026-01-01T00:00:00Z">
+      <w:ins w:id="44" w:author="PR Preview" w:date="2026-01-01T00:00:00Z">
         <w:r>
           <w:t xml:space="preserve">everywhere else.</w:t>
         </w:r>
       </w:ins>
-      <w:ins w:id="37" w:author="PR Preview" w:date="2026-01-01T00:00:00Z">
+      <w:ins w:id="45" w:author="PR Preview" w:date="2026-01-01T00:00:00Z">
         <w:r>
           <w:t xml:space="preserve"> </w:t>
         </w:r>
       </w:ins>
-      <w:ins w:id="38" w:author="PR Preview" w:date="2026-01-01T00:00:00Z">
+      <w:ins w:id="46" w:author="PR Preview" w:date="2026-01-01T00:00:00Z">
         <w:r>
           <w:t xml:space="preserve">No mechanical check can tell a misleading name from an accurate one,</w:t>
         </w:r>
       </w:ins>
-      <w:ins w:id="39" w:author="PR Preview" w:date="2026-01-01T00:00:00Z">
+      <w:ins w:id="47" w:author="PR Preview" w:date="2026-01-01T00:00:00Z">
         <w:r>
           <w:t xml:space="preserve"> </w:t>
         </w:r>
       </w:ins>
-      <w:ins w:id="40" w:author="PR Preview" w:date="2026-01-01T00:00:00Z">
+      <w:ins w:id="48" w:author="PR Preview" w:date="2026-01-01T00:00:00Z">
         <w:r>
           <w:t xml:space="preserve">so this rule is enforced by review.</w:t>
         </w:r>
       </w:ins>
     </w:p>
-    <w:bookmarkEnd w:id="26"/>
-    <w:bookmarkStart w:id="28" w:name="write-the-full-phrase"/>
+    <w:bookmarkEnd w:id="27"/>
+    <w:bookmarkStart w:id="29" w:name="write-the-full-phrase"/>
     <w:p>
       <w:pPr>
         <w:pStyle w:val="Heading2"/>
       </w:pPr>
-      <w:ins w:id="41" w:author="PR Preview" w:date="2026-01-01T00:00:00Z">
+      <w:ins w:id="49" w:author="PR Preview" w:date="2026-01-01T00:00:00Z">
         <w:r>
           <w:t xml:space="preserve">6 Write the full phrase</w:t>
         </w:r>
@@ -2081,7 +2133,7 @@
         <w:t xml:space="preserve">A symbol in a sentence should look like the same symbol in the display equation it refers to.</w:t>
       </w:r>
     </w:p>
-    <w:bookmarkStart w:id="27" w:name="exm-full-phrase"/>
+    <w:bookmarkStart w:id="28" w:name="exm-full-phrase"/>
     <w:p>
       <w:pPr>
         <w:pStyle w:val="BodyText"/>
@@ -2143,14 +2195,14 @@
         <w:t xml:space="preserve">, plus noise.</w:t>
       </w:r>
     </w:p>
-    <w:bookmarkEnd w:id="27"/>
     <w:bookmarkEnd w:id="28"/>
-    <w:bookmarkStart w:id="30" w:name="choose-each-preposition-on-purpose"/>
+    <w:bookmarkEnd w:id="29"/>
+    <w:bookmarkStart w:id="31" w:name="choose-each-preposition-on-purpose"/>
     <w:p>
       <w:pPr>
         <w:pStyle w:val="Heading2"/>
       </w:pPr>
-      <w:del w:id="42" w:author="PR Preview" w:date="2026-01-01T00:00:00Z">
+      <w:del w:id="50" w:author="PR Preview" w:date="2026-01-01T00:00:00Z">
         <w:r>
           <w:delText xml:space="preserve">6 Choose each preposition on purpose</w:delText>
         </w:r>
@@ -2160,7 +2212,7 @@
       <w:pPr>
         <w:pStyle w:val="Heading2"/>
       </w:pPr>
-      <w:ins w:id="43" w:author="PR Preview" w:date="2026-01-01T00:00:00Z">
+      <w:ins w:id="51" w:author="PR Preview" w:date="2026-01-01T00:00:00Z">
         <w:r>
           <w:t xml:space="preserve">7 Choose each preposition on purpose</w:t>
         </w:r>
@@ -2282,7 +2334,7 @@
         <w:t xml:space="preserve">If you cannot answer in one phrase, replace it with a verb that names the relationship.</w:t>
       </w:r>
     </w:p>
-    <w:bookmarkStart w:id="29" w:name="exm-prepositions"/>
+    <w:bookmarkStart w:id="30" w:name="exm-prepositions"/>
     <w:p>
       <w:pPr>
         <w:pStyle w:val="BodyText"/>
@@ -2425,7 +2477,7 @@
         <w:t xml:space="preserve">the training set is the source of the estimates.</w:t>
       </w:r>
     </w:p>
-    <w:bookmarkEnd w:id="29"/>
+    <w:bookmarkEnd w:id="30"/>
     <w:p>
       <w:pPr>
         <w:pStyle w:val="BodyText"/>
@@ -2472,13 +2524,13 @@
         <w:t xml:space="preserve">for the agent of a passive verb.</w:t>
       </w:r>
     </w:p>
-    <w:bookmarkEnd w:id="30"/>
-    <w:bookmarkStart w:id="33" w:name="minimize-unnecessary-jargon"/>
+    <w:bookmarkEnd w:id="31"/>
+    <w:bookmarkStart w:id="34" w:name="minimize-unnecessary-jargon"/>
     <w:p>
       <w:pPr>
         <w:pStyle w:val="Heading2"/>
       </w:pPr>
-      <w:del w:id="44" w:author="PR Preview" w:date="2026-01-01T00:00:00Z">
+      <w:del w:id="52" w:author="PR Preview" w:date="2026-01-01T00:00:00Z">
         <w:r>
           <w:delText xml:space="preserve">7 Minimize unnecessary jargon</w:delText>
         </w:r>
@@ -2488,7 +2540,7 @@
       <w:pPr>
         <w:pStyle w:val="Heading2"/>
       </w:pPr>
-      <w:ins w:id="45" w:author="PR Preview" w:date="2026-01-01T00:00:00Z">
+      <w:ins w:id="53" w:author="PR Preview" w:date="2026-01-01T00:00:00Z">
         <w:r>
           <w:t xml:space="preserve">8 Minimize unnecessary jargon</w:t>
         </w:r>
@@ -2596,7 +2648,7 @@
       <w:r>
         <w:t xml:space="preserve"> </w:t>
       </w:r>
-      <w:hyperlink r:id="rId31">
+      <w:hyperlink r:id="rId32">
         <w:r>
           <w:rPr>
             <w:rStyle w:val="Hyperlink"/>
@@ -2608,7 +2660,7 @@
         <w:t xml:space="preserve">).</w:t>
       </w:r>
     </w:p>
-    <w:bookmarkStart w:id="32" w:name="exm-jargon"/>
+    <w:bookmarkStart w:id="33" w:name="exm-jargon"/>
     <w:p>
       <w:pPr>
         <w:pStyle w:val="BodyText"/>
@@ -2657,7 +2709,7 @@
         <w:t xml:space="preserve">and it states what was actually done.</w:t>
       </w:r>
     </w:p>
-    <w:bookmarkEnd w:id="32"/>
+    <w:bookmarkEnd w:id="33"/>
     <w:p>
       <w:pPr>
         <w:pStyle w:val="BodyText"/>
@@ -2696,7 +2748,7 @@
         <w:t xml:space="preserve">define it clearly at first use.</w:t>
       </w:r>
     </w:p>
-    <w:bookmarkEnd w:id="33"/>
+    <w:bookmarkEnd w:id="34"/>
     <w:sectPr>
       <w:footnotePr>
         <w:numRestart w:val="eachSect"/>

--- a/pr-preview/pr-383/chapters/word-choice-tracked-changes.docx
+++ b/pr-preview/pr-383/chapters/word-choice-tracked-changes.docx
@@ -16,7 +16,7 @@
       </w:pPr>
       <w:del w:id="1" w:author="PR Preview" w:date="2026-01-01T00:00:00Z">
         <w:r>
-          <w:delText xml:space="preserve">Last modified: 2026-10-27 01:39:34 (PDT)</w:delText>
+          <w:delText xml:space="preserve">Last modified: 2026-10-27 13:10:13 (PDT)</w:delText>
         </w:r>
       </w:del>
     </w:p>
@@ -26,7 +26,7 @@
       </w:pPr>
       <w:ins w:id="2" w:author="PR Preview" w:date="2026-01-01T00:00:00Z">
         <w:r>
-          <w:t xml:space="preserve">Last modified: 2026-10-27 02:13:44 (PDT)</w:t>
+          <w:t xml:space="preserve">Last modified: 2026-10-27 20:04:50 (PDT)</w:t>
         </w:r>
       </w:ins>
     </w:p>
